--- a/ALAO O. FARUQ -CV.docx
+++ b/ALAO O. FARUQ -CV.docx
@@ -657,18 +657,26 @@
           <w:szCs w:val="21"/>
           <w:lang w:eastAsia="en-US"/>
         </w:rPr>
-        <w:t xml:space="preserve">, Terraform, Kubernetes, </w:t>
-      </w:r>
-      <w:proofErr w:type="spellStart"/>
+        <w:t>, Terraform, Kubernetes, Promet</w:t>
+      </w:r>
       <w:r>
         <w:rPr>
           <w:sz w:val="21"/>
           <w:szCs w:val="21"/>
           <w:lang w:eastAsia="en-US"/>
         </w:rPr>
-        <w:t>Prometeus</w:t>
-      </w:r>
-      <w:proofErr w:type="spellEnd"/>
+        <w:t>h</w:t>
+      </w:r>
+      <w:bookmarkStart w:id="0" w:name="_GoBack"/>
+      <w:bookmarkEnd w:id="0"/>
+      <w:r>
+        <w:rPr>
+          <w:sz w:val="21"/>
+          <w:szCs w:val="21"/>
+          <w:lang w:eastAsia="en-US"/>
+        </w:rPr>
+        <w:t>eus</w:t>
+      </w:r>
       <w:r>
         <w:rPr>
           <w:sz w:val="21"/>
@@ -1805,8 +1813,6 @@
         </w:rPr>
         <w:tab/>
       </w:r>
-      <w:bookmarkStart w:id="0" w:name="_GoBack"/>
-      <w:bookmarkEnd w:id="0"/>
       <w:r>
         <w:rPr>
           <w:sz w:val="21"/>
